--- a/reports/ClawHub_10K_System_Report.docx
+++ b/reports/ClawHub_10K_System_Report.docx
@@ -14,7 +14,7 @@
     </w:p>
     <w:p>
       <w:r>
-        <w:t xml:space="preserve">- GeneratedAt: 2026-04-18T18:00:24.388976+00:00</w:t>
+        <w:t xml:space="preserve">- GeneratedAt: 2026-04-19T04:59:30.742108+00:00</w:t>
       </w:r>
     </w:p>
     <w:p>
@@ -134,16 +134,21 @@
     </w:p>
     <w:p>
       <w:r>
+        <w:t xml:space="preserve">- @byungkyu: totalSkills=131, 10kPlus=37, strategy=Medium/High</w:t>
+      </w:r>
+    </w:p>
+    <w:p>
+      <w:r>
+        <w:t xml:space="preserve">- @ivangdavila: totalSkills=119, 10kPlus=19, strategy=High/High</w:t>
+      </w:r>
+    </w:p>
+    <w:p>
+      <w:r>
         <w:t xml:space="preserve">- @wscats: totalSkills=39, 10kPlus=13, strategy=High/High</w:t>
       </w:r>
     </w:p>
     <w:p>
       <w:r>
-        <w:t xml:space="preserve">- @byungkyu: totalSkills=100, 10kPlus=6, strategy=Medium/High</w:t>
-      </w:r>
-    </w:p>
-    <w:p>
-      <w:r>
         <w:t xml:space="preserve">- @financial-ai-analyst: totalSkills=14, 10kPlus=4, strategy=Medium/Medium</w:t>
       </w:r>
     </w:p>
@@ -174,11 +179,6 @@
     </w:p>
     <w:p>
       <w:r>
-        <w:t xml:space="preserve">- @jk-0001: totalSkills=39, 10kPlus=2, strategy=Medium/Medium</w:t>
-      </w:r>
-    </w:p>
-    <w:p>
-      <w:r>
         <w:t xml:space="preserve"> </w:t>
       </w:r>
     </w:p>
@@ -194,6 +194,11 @@
     </w:p>
     <w:p>
       <w:r>
+        <w:t xml:space="preserve">- @ivangdavila: topSkills=Self-Improving + Proactive Agent, Word / DOCX, Excel / XLSX, totalSkills=119, 10kPlus=19</w:t>
+      </w:r>
+    </w:p>
+    <w:p>
+      <w:r>
         <w:t xml:space="preserve">- @pskoett: topSkills=self-improving-agent, simplify-and-harden, intent-framed-agents, totalSkills=5, 10kPlus=1</w:t>
       </w:r>
     </w:p>
@@ -204,11 +209,6 @@
     </w:p>
     <w:p>
       <w:r>
-        <w:t xml:space="preserve">- @ivangdavila: topSkills=Self-Evolving, Jarvis, Word, totalSkills=100, 10kPlus=0</w:t>
-      </w:r>
-    </w:p>
-    <w:p>
-      <w:r>
         <w:t xml:space="preserve"> </w:t>
       </w:r>
     </w:p>
@@ -414,52 +414,52 @@
     </w:p>
     <w:p>
       <w:r>
-        <w:t xml:space="preserve">- Skill Vetter (@spclaudehome): 211,987 downloads, APIs=Social API. Validated demand with 211,987 downloads and clean API wrapper potential.</w:t>
-      </w:r>
-    </w:p>
-    <w:p>
-      <w:r>
-        <w:t xml:space="preserve">- Github (@steipete): 159,495 downloads, APIs=Social API. Validated demand with 159,495 downloads and clean API wrapper potential.</w:t>
-      </w:r>
-    </w:p>
-    <w:p>
-      <w:r>
-        <w:t xml:space="preserve">- Gog (@steipete): 157,513 downloads, APIs=Search API, Productivity API. Validated demand with 157,513 downloads and clean API wrapper potential.</w:t>
-      </w:r>
-    </w:p>
-    <w:p>
-      <w:r>
-        <w:t xml:space="preserve">- Weather (@steipete): 135,871 downloads, APIs=Weather API. Validated demand with 135,871 downloads and clean API wrapper potential.</w:t>
-      </w:r>
-    </w:p>
-    <w:p>
-      <w:r>
-        <w:t xml:space="preserve">- Multi Search Engine (@gpyangyoujun): 121,602 downloads, APIs=Search API. Validated demand with 121,602 downloads and clean API wrapper potential.</w:t>
-      </w:r>
-    </w:p>
-    <w:p>
-      <w:r>
-        <w:t xml:space="preserve">- Polymarket (@joelchance): 120,101 downloads, APIs=Financial API, Search API. Validated demand with 120,101 downloads and clean API wrapper potential.</w:t>
-      </w:r>
-    </w:p>
-    <w:p>
-      <w:r>
-        <w:t xml:space="preserve">- Nano Pdf (@steipete): 92,133 downloads, APIs=Unknown. Validated demand with 92,133 downloads and clean API wrapper potential.</w:t>
-      </w:r>
-    </w:p>
-    <w:p>
-      <w:r>
-        <w:t xml:space="preserve">- Humanizer (@biostartechnology): 92,084 downloads, APIs=Media Generation API. Validated demand with 92,084 downloads and clean API wrapper potential.</w:t>
-      </w:r>
-    </w:p>
-    <w:p>
-      <w:r>
-        <w:t xml:space="preserve">- Agent Browser (@matrixy): 90,807 downloads, APIs=Browser Automation Runtime. Validated demand with 90,807 downloads and clean API wrapper potential.</w:t>
-      </w:r>
-    </w:p>
-    <w:p>
-      <w:r>
-        <w:t xml:space="preserve">- Nano Banana Pro (@steipete): 87,540 downloads, APIs=Media Generation API. Validated demand with 87,540 downloads and clean API wrapper potential.</w:t>
+        <w:t xml:space="preserve">- Skill Vetter (@spclaudehome): 212,538 downloads, APIs=Social API. Validated demand with 212,538 downloads and clean API wrapper potential.</w:t>
+      </w:r>
+    </w:p>
+    <w:p>
+      <w:r>
+        <w:t xml:space="preserve">- Github (@steipete): 159,844 downloads, APIs=Social API. Validated demand with 159,844 downloads and clean API wrapper potential.</w:t>
+      </w:r>
+    </w:p>
+    <w:p>
+      <w:r>
+        <w:t xml:space="preserve">- Gog (@steipete): 157,849 downloads, APIs=Search API, Productivity API. Validated demand with 157,849 downloads and clean API wrapper potential.</w:t>
+      </w:r>
+    </w:p>
+    <w:p>
+      <w:r>
+        <w:t xml:space="preserve">- Weather (@steipete): 136,145 downloads, APIs=Weather API. Validated demand with 136,145 downloads and clean API wrapper potential.</w:t>
+      </w:r>
+    </w:p>
+    <w:p>
+      <w:r>
+        <w:t xml:space="preserve">- Multi Search Engine (@gpyangyoujun): 122,042 downloads, APIs=Search API. Validated demand with 122,042 downloads and clean API wrapper potential.</w:t>
+      </w:r>
+    </w:p>
+    <w:p>
+      <w:r>
+        <w:t xml:space="preserve">- Polymarket (@joelchance): 121,282 downloads, APIs=Financial API, Search API. Validated demand with 121,282 downloads and clean API wrapper potential.</w:t>
+      </w:r>
+    </w:p>
+    <w:p>
+      <w:r>
+        <w:t xml:space="preserve">- Nano Pdf (@steipete): 92,356 downloads, APIs=Unknown. Validated demand with 92,356 downloads and clean API wrapper potential.</w:t>
+      </w:r>
+    </w:p>
+    <w:p>
+      <w:r>
+        <w:t xml:space="preserve">- Humanizer (@biostartechnology): 92,334 downloads, APIs=Media Generation API. Validated demand with 92,334 downloads and clean API wrapper potential.</w:t>
+      </w:r>
+    </w:p>
+    <w:p>
+      <w:r>
+        <w:t xml:space="preserve">- Agent Browser (@matrixy): 91,255 downloads, APIs=Browser Automation Runtime. Validated demand with 91,255 downloads and clean API wrapper potential.</w:t>
+      </w:r>
+    </w:p>
+    <w:p>
+      <w:r>
+        <w:t xml:space="preserve">- Nano Banana Pro (@steipete): 87,745 downloads, APIs=Media Generation API. Validated demand with 87,745 downloads and clean API wrapper potential.</w:t>
       </w:r>
     </w:p>
     <w:p>

--- a/reports/ClawHub_10K_System_Report.docx
+++ b/reports/ClawHub_10K_System_Report.docx
@@ -14,17 +14,17 @@
     </w:p>
     <w:p>
       <w:r>
-        <w:t xml:space="preserve">- GeneratedAt: 2026-04-19T04:59:30.742108+00:00</w:t>
-      </w:r>
-    </w:p>
-    <w:p>
-      <w:r>
-        <w:t xml:space="preserve">- Sampled10kSkills: 307</w:t>
-      </w:r>
-    </w:p>
-    <w:p>
-      <w:r>
-        <w:t xml:space="preserve">- SampledAuthors: 182</w:t>
+        <w:t xml:space="preserve">- GeneratedAt: 2026-04-24T11:01:08.417448+00:00</w:t>
+      </w:r>
+    </w:p>
+    <w:p>
+      <w:r>
+        <w:t xml:space="preserve">- Sampled10kSkills: 319</w:t>
+      </w:r>
+    </w:p>
+    <w:p>
+      <w:r>
+        <w:t xml:space="preserve">- SampledAuthors: 190</w:t>
       </w:r>
     </w:p>
     <w:p>
@@ -59,12 +59,12 @@
     </w:p>
     <w:p>
       <w:r>
-        <w:t xml:space="preserve">- 15.0% of top skills promise operational leverage instead of passive information.</w:t>
-      </w:r>
-    </w:p>
-    <w:p>
-      <w:r>
-        <w:t xml:space="preserve">- Recurring title tokens: agent, self-improving, search, github, weather, pdf, browser, ai.</w:t>
+        <w:t xml:space="preserve">- 10.0% of top skills promise operational leverage instead of passive information.</w:t>
+      </w:r>
+    </w:p>
+    <w:p>
+      <w:r>
+        <w:t xml:space="preserve">- Recurring title tokens: agent, search, self-improving, github, weather, browser, pdf, ai.</w:t>
       </w:r>
     </w:p>
     <w:p>
@@ -129,7 +129,7 @@
     </w:p>
     <w:p>
       <w:r>
-        <w:t xml:space="preserve">- @steipete: totalSkills=53, 10kPlus=38, strategy=Medium/Medium</w:t>
+        <w:t xml:space="preserve">- @steipete: totalSkills=53, 10kPlus=40, strategy=Medium/Medium</w:t>
       </w:r>
     </w:p>
     <w:p>
@@ -139,7 +139,7 @@
     </w:p>
     <w:p>
       <w:r>
-        <w:t xml:space="preserve">- @ivangdavila: totalSkills=119, 10kPlus=19, strategy=High/High</w:t>
+        <w:t xml:space="preserve">- @ivangdavila: totalSkills=120, 10kPlus=20, strategy=High/High</w:t>
       </w:r>
     </w:p>
     <w:p>
@@ -154,6 +154,11 @@
     </w:p>
     <w:p>
       <w:r>
+        <w:t xml:space="preserve">- @arnarsson: totalSkills=3, 10kPlus=3, strategy=High/Medium</w:t>
+      </w:r>
+    </w:p>
+    <w:p>
+      <w:r>
         <w:t xml:space="preserve">- @gitgoodordietrying: totalSkills=24, 10kPlus=3, strategy=High/High</w:t>
       </w:r>
     </w:p>
@@ -169,11 +174,6 @@
     </w:p>
     <w:p>
       <w:r>
-        <w:t xml:space="preserve">- @ide-rea: totalSkills=8, 10kPlus=2, strategy=Medium/Medium</w:t>
-      </w:r>
-    </w:p>
-    <w:p>
-      <w:r>
         <w:t xml:space="preserve">- @biostartechnology: totalSkills=2, 10kPlus=2, strategy=Medium/Low</w:t>
       </w:r>
     </w:p>
@@ -189,17 +189,12 @@
     </w:p>
     <w:p>
       <w:r>
-        <w:t xml:space="preserve">- @steipete: topSkills=Github, Gog, Weather, totalSkills=53, 10kPlus=38</w:t>
-      </w:r>
-    </w:p>
-    <w:p>
-      <w:r>
-        <w:t xml:space="preserve">- @ivangdavila: topSkills=Self-Improving + Proactive Agent, Word / DOCX, Excel / XLSX, totalSkills=119, 10kPlus=19</w:t>
-      </w:r>
-    </w:p>
-    <w:p>
-      <w:r>
-        <w:t xml:space="preserve">- @pskoett: topSkills=self-improving-agent, simplify-and-harden, intent-framed-agents, totalSkills=5, 10kPlus=1</w:t>
+        <w:t xml:space="preserve">- @steipete: topSkills=Github, Gog, Weather, totalSkills=53, 10kPlus=40</w:t>
+      </w:r>
+    </w:p>
+    <w:p>
+      <w:r>
+        <w:t xml:space="preserve">- @ivangdavila: topSkills=Self-Improving + Proactive Agent, Word / DOCX, Excel / XLSX, totalSkills=120, 10kPlus=20</w:t>
       </w:r>
     </w:p>
     <w:p>
@@ -364,17 +359,17 @@
     </w:p>
     <w:p>
       <w:r>
-        <w:t xml:space="preserve">- Unknown: 125 skills. Keep as experimental template pool; prioritize clearer dependency mapping.</w:t>
-      </w:r>
-    </w:p>
-    <w:p>
-      <w:r>
-        <w:t xml:space="preserve">- Search API: 98 skills. Use AIsa as unified paid backend and ship many low-friction wrappers.</w:t>
-      </w:r>
-    </w:p>
-    <w:p>
-      <w:r>
-        <w:t xml:space="preserve">- Media Generation API: 42 skills. Use AIsa as unified paid backend and ship many low-friction wrappers.</w:t>
+        <w:t xml:space="preserve">- Unknown: 131 skills. Keep as experimental template pool; prioritize clearer dependency mapping.</w:t>
+      </w:r>
+    </w:p>
+    <w:p>
+      <w:r>
+        <w:t xml:space="preserve">- Search API: 101 skills. Use AIsa as unified paid backend and ship many low-friction wrappers.</w:t>
+      </w:r>
+    </w:p>
+    <w:p>
+      <w:r>
+        <w:t xml:space="preserve">- Media Generation API: 43 skills. Use AIsa as unified paid backend and ship many low-friction wrappers.</w:t>
       </w:r>
     </w:p>
     <w:p>
@@ -384,12 +379,12 @@
     </w:p>
     <w:p>
       <w:r>
-        <w:t xml:space="preserve">- Financial API: 28 skills. Use AIsa as unified paid backend and ship many low-friction wrappers.</w:t>
-      </w:r>
-    </w:p>
-    <w:p>
-      <w:r>
-        <w:t xml:space="preserve">- Social API: 23 skills. Use AIsa as unified paid backend and ship many low-friction wrappers.</w:t>
+        <w:t xml:space="preserve">- Financial API: 29 skills. Use AIsa as unified paid backend and ship many low-friction wrappers.</w:t>
+      </w:r>
+    </w:p>
+    <w:p>
+      <w:r>
+        <w:t xml:space="preserve">- Social API: 24 skills. Use AIsa as unified paid backend and ship many low-friction wrappers.</w:t>
       </w:r>
     </w:p>
     <w:p>
@@ -414,52 +409,52 @@
     </w:p>
     <w:p>
       <w:r>
-        <w:t xml:space="preserve">- Skill Vetter (@spclaudehome): 212,538 downloads, APIs=Social API. Validated demand with 212,538 downloads and clean API wrapper potential.</w:t>
-      </w:r>
-    </w:p>
-    <w:p>
-      <w:r>
-        <w:t xml:space="preserve">- Github (@steipete): 159,844 downloads, APIs=Social API. Validated demand with 159,844 downloads and clean API wrapper potential.</w:t>
-      </w:r>
-    </w:p>
-    <w:p>
-      <w:r>
-        <w:t xml:space="preserve">- Gog (@steipete): 157,849 downloads, APIs=Search API, Productivity API. Validated demand with 157,849 downloads and clean API wrapper potential.</w:t>
-      </w:r>
-    </w:p>
-    <w:p>
-      <w:r>
-        <w:t xml:space="preserve">- Weather (@steipete): 136,145 downloads, APIs=Weather API. Validated demand with 136,145 downloads and clean API wrapper potential.</w:t>
-      </w:r>
-    </w:p>
-    <w:p>
-      <w:r>
-        <w:t xml:space="preserve">- Multi Search Engine (@gpyangyoujun): 122,042 downloads, APIs=Search API. Validated demand with 122,042 downloads and clean API wrapper potential.</w:t>
-      </w:r>
-    </w:p>
-    <w:p>
-      <w:r>
-        <w:t xml:space="preserve">- Polymarket (@joelchance): 121,282 downloads, APIs=Financial API, Search API. Validated demand with 121,282 downloads and clean API wrapper potential.</w:t>
-      </w:r>
-    </w:p>
-    <w:p>
-      <w:r>
-        <w:t xml:space="preserve">- Nano Pdf (@steipete): 92,356 downloads, APIs=Unknown. Validated demand with 92,356 downloads and clean API wrapper potential.</w:t>
-      </w:r>
-    </w:p>
-    <w:p>
-      <w:r>
-        <w:t xml:space="preserve">- Humanizer (@biostartechnology): 92,334 downloads, APIs=Media Generation API. Validated demand with 92,334 downloads and clean API wrapper potential.</w:t>
-      </w:r>
-    </w:p>
-    <w:p>
-      <w:r>
-        <w:t xml:space="preserve">- Agent Browser (@matrixy): 91,255 downloads, APIs=Browser Automation Runtime. Validated demand with 91,255 downloads and clean API wrapper potential.</w:t>
-      </w:r>
-    </w:p>
-    <w:p>
-      <w:r>
-        <w:t xml:space="preserve">- Nano Banana Pro (@steipete): 87,745 downloads, APIs=Media Generation API. Validated demand with 87,745 downloads and clean API wrapper potential.</w:t>
+        <w:t xml:space="preserve">- Skill Vetter (@spclaudehome): 219,735 downloads, APIs=Social API. Validated demand with 219,735 downloads and clean API wrapper potential.</w:t>
+      </w:r>
+    </w:p>
+    <w:p>
+      <w:r>
+        <w:t xml:space="preserve">- Github (@steipete): 163,764 downloads, APIs=Social API. Validated demand with 163,764 downloads and clean API wrapper potential.</w:t>
+      </w:r>
+    </w:p>
+    <w:p>
+      <w:r>
+        <w:t xml:space="preserve">- Gog (@steipete): 161,529 downloads, APIs=Search API, Productivity API. Validated demand with 161,529 downloads and clean API wrapper potential.</w:t>
+      </w:r>
+    </w:p>
+    <w:p>
+      <w:r>
+        <w:t xml:space="preserve">- Weather (@steipete): 139,283 downloads, APIs=Weather API. Validated demand with 139,283 downloads and clean API wrapper potential.</w:t>
+      </w:r>
+    </w:p>
+    <w:p>
+      <w:r>
+        <w:t xml:space="preserve">- Polymarket (@joelchance): 134,026 downloads, APIs=Financial API, Search API. Validated demand with 134,026 downloads and clean API wrapper potential.</w:t>
+      </w:r>
+    </w:p>
+    <w:p>
+      <w:r>
+        <w:t xml:space="preserve">- Multi Search Engine (@gpyangyoujun): 127,456 downloads, APIs=Search API. Validated demand with 127,456 downloads and clean API wrapper potential.</w:t>
+      </w:r>
+    </w:p>
+    <w:p>
+      <w:r>
+        <w:t xml:space="preserve">- AdMapix (@fly0pants): 106,542 downloads, APIs=Financial API, Search API. Validated demand with 106,542 downloads and clean API wrapper potential.</w:t>
+      </w:r>
+    </w:p>
+    <w:p>
+      <w:r>
+        <w:t xml:space="preserve">- Agent Browser (@matrixy): 96,677 downloads, APIs=Browser Automation Runtime. Validated demand with 96,677 downloads and clean API wrapper potential.</w:t>
+      </w:r>
+    </w:p>
+    <w:p>
+      <w:r>
+        <w:t xml:space="preserve">- Humanizer (@biostartechnology): 95,552 downloads, APIs=Media Generation API. Validated demand with 95,552 downloads and clean API wrapper potential.</w:t>
+      </w:r>
+    </w:p>
+    <w:p>
+      <w:r>
+        <w:t xml:space="preserve">- Nano Pdf (@steipete): 94,785 downloads, APIs=Unknown. Validated demand with 94,785 downloads and clean API wrapper potential.</w:t>
       </w:r>
     </w:p>
     <w:p>
